--- a/PUBLISHED/biol-8/module_keys/module-03-biomolecules-keys-to-success.docx
+++ b/PUBLISHED/biol-8/module_keys/module-03-biomolecules-keys-to-success.docx
@@ -3,43 +3,265 @@
 <w:document xmlns:wpc="http://schemas.microsoft.com/office/word/2010/wordprocessingCanvas" xmlns:mo="http://schemas.microsoft.com/office/mac/office/2008/main" xmlns:mc="http://schemas.openxmlformats.org/markup-compatibility/2006" xmlns:mv="urn:schemas-microsoft-com:mac:vml" xmlns:o="urn:schemas-microsoft-com:office:office" xmlns:r="http://schemas.openxmlformats.org/officeDocument/2006/relationships" xmlns:m="http://schemas.openxmlformats.org/officeDocument/2006/math" xmlns:v="urn:schemas-microsoft-com:vml" xmlns:wp14="http://schemas.microsoft.com/office/word/2010/wordprocessingDrawing" xmlns:wp="http://schemas.openxmlformats.org/drawingml/2006/wordprocessingDrawing" xmlns:w10="urn:schemas-microsoft-com:office:word" xmlns:w="http://schemas.openxmlformats.org/wordprocessingml/2006/main" xmlns:w14="http://schemas.microsoft.com/office/word/2010/wordml" xmlns:wpg="http://schemas.microsoft.com/office/word/2010/wordprocessingGroup" xmlns:wpi="http://schemas.microsoft.com/office/word/2010/wordprocessingInk" xmlns:wne="http://schemas.microsoft.com/office/word/2006/wordml" xmlns:wps="http://schemas.microsoft.com/office/word/2010/wordprocessingShape" mc:Ignorable="w14 wp14">
   <w:body>
     <w:p>
+      <w:pPr>
+        <w:pStyle w:val="Heading1"/>
+      </w:pPr>
       <w:r>
         <w:t>Module 03: Biomolecules — Keys to Success</w:t>
       </w:r>
     </w:p>
     <w:p>
+      <w:pPr>
+        <w:pStyle w:val="Heading2"/>
+      </w:pPr>
       <w:r>
         <w:t>Key Learning Objectives</w:t>
       </w:r>
     </w:p>
     <w:p>
+      <w:pPr>
+        <w:pStyle w:val="Heading3"/>
+      </w:pPr>
       <w:r>
         <w:t>1. Macromolecule Concepts</w:t>
       </w:r>
     </w:p>
     <w:p>
       <w:r>
-        <w:t>Define monomer, polymer, and macromolecule  Explain dehydration synthesis and hydrolysis reactions  Understand how building blocks combine to form larger molecules   2. Carbohydrates</w:t>
+        <w:t xml:space="preserve">• </w:t>
+      </w:r>
+      <w:r>
+        <w:t>Define monomer, polymer, and macromolecule</w:t>
       </w:r>
     </w:p>
     <w:p>
       <w:r>
-        <w:t>Identify monosaccharides, disaccharides, and polysaccharides  Describe the structure and function of glucose, sucrose, starch, glycogen, and cellulose  Explain the roles of carbohydrates in energy storage and structural support   3. Lipids</w:t>
+        <w:t xml:space="preserve">• </w:t>
+      </w:r>
+      <w:r>
+        <w:t>Explain dehydration synthesis and hydrolysis reactions</w:t>
       </w:r>
     </w:p>
     <w:p>
       <w:r>
-        <w:t>Describe the structure of fatty acids, triglycerides, phospholipids, and steroids  Differentiate between saturated and unsaturated fats  Explain the biological functions of lipids (energy storage, membrane structure, signaling)   4. Proteins</w:t>
+        <w:t xml:space="preserve">• </w:t>
+      </w:r>
+      <w:r>
+        <w:t>Understand how building blocks combine to form larger molecules</w:t>
+      </w:r>
+    </w:p>
+    <w:p>
+      <w:pPr>
+        <w:pStyle w:val="Heading3"/>
+      </w:pPr>
+      <w:r>
+        <w:t>2. Carbohydrates</w:t>
       </w:r>
     </w:p>
     <w:p>
       <w:r>
-        <w:t>Identify amino acids as the building blocks of proteins  Describe the four levels of protein structure (primary, secondary, tertiary, quaternary)  Explain how protein structure relates to function  Understand protein denaturation   5. Nucleic Acids</w:t>
+        <w:t xml:space="preserve">• </w:t>
+      </w:r>
+      <w:r>
+        <w:t>Identify monosaccharides, disaccharides, and polysaccharides</w:t>
       </w:r>
     </w:p>
     <w:p>
       <w:r>
-        <w:t>Identify nucleotides as the building blocks of DNA and RNA  Describe the structure of DNA and RNA  Explain the roles of nucleic acids in storing and transmitting genetic information    Study Tips</w:t>
+        <w:t xml:space="preserve">• </w:t>
+      </w:r>
+      <w:r>
+        <w:t>Describe the structure and function of glucose, sucrose, starch, glycogen, and cellulose</w:t>
+      </w:r>
+    </w:p>
+    <w:p>
+      <w:r>
+        <w:t xml:space="preserve">• </w:t>
+      </w:r>
+      <w:r>
+        <w:t>Explain the roles of carbohydrates in energy storage and structural support</w:t>
+      </w:r>
+    </w:p>
+    <w:p>
+      <w:pPr>
+        <w:pStyle w:val="Heading3"/>
+      </w:pPr>
+      <w:r>
+        <w:t>3. Lipids</w:t>
+      </w:r>
+    </w:p>
+    <w:p>
+      <w:r>
+        <w:t xml:space="preserve">• </w:t>
+      </w:r>
+      <w:r>
+        <w:t>Describe the structure of fatty acids, triglycerides, phospholipids, and steroids</w:t>
+      </w:r>
+    </w:p>
+    <w:p>
+      <w:r>
+        <w:t xml:space="preserve">• </w:t>
+      </w:r>
+      <w:r>
+        <w:t>Differentiate between saturated and unsaturated fats</w:t>
+      </w:r>
+    </w:p>
+    <w:p>
+      <w:r>
+        <w:t xml:space="preserve">• </w:t>
+      </w:r>
+      <w:r>
+        <w:t>Explain the biological functions of lipids (energy storage, membrane structure, signaling)</w:t>
+      </w:r>
+    </w:p>
+    <w:p>
+      <w:pPr>
+        <w:pStyle w:val="Heading3"/>
+      </w:pPr>
+      <w:r>
+        <w:t>4. Proteins</w:t>
+      </w:r>
+    </w:p>
+    <w:p>
+      <w:r>
+        <w:t xml:space="preserve">• </w:t>
+      </w:r>
+      <w:r>
+        <w:t>Identify amino acids as the building blocks of proteins</w:t>
+      </w:r>
+    </w:p>
+    <w:p>
+      <w:r>
+        <w:t xml:space="preserve">• </w:t>
+      </w:r>
+      <w:r>
+        <w:t>Describe the four levels of protein structure (primary, secondary, tertiary, quaternary)</w:t>
+      </w:r>
+    </w:p>
+    <w:p>
+      <w:r>
+        <w:t xml:space="preserve">• </w:t>
+      </w:r>
+      <w:r>
+        <w:t>Explain how protein structure relates to function</w:t>
+      </w:r>
+    </w:p>
+    <w:p>
+      <w:r>
+        <w:t xml:space="preserve">• </w:t>
+      </w:r>
+      <w:r>
+        <w:t>Understand protein denaturation</w:t>
+      </w:r>
+    </w:p>
+    <w:p>
+      <w:pPr>
+        <w:pStyle w:val="Heading3"/>
+      </w:pPr>
+      <w:r>
+        <w:t>5. Nucleic Acids</w:t>
+      </w:r>
+    </w:p>
+    <w:p>
+      <w:r>
+        <w:t xml:space="preserve">• </w:t>
+      </w:r>
+      <w:r>
+        <w:t>Identify nucleotides as the building blocks of DNA and RNA</w:t>
+      </w:r>
+    </w:p>
+    <w:p>
+      <w:r>
+        <w:t xml:space="preserve">• </w:t>
+      </w:r>
+      <w:r>
+        <w:t>Describe the structure of DNA and RNA</w:t>
+      </w:r>
+    </w:p>
+    <w:p>
+      <w:r>
+        <w:t xml:space="preserve">• </w:t>
+      </w:r>
+      <w:r>
+        <w:t>Explain the roles of nucleic acids in storing and transmitting genetic information</w:t>
+      </w:r>
+    </w:p>
+    <w:p>
+      <w:pPr>
+        <w:pStyle w:val="Heading2"/>
+      </w:pPr>
+      <w:r>
+        <w:t>Study Tips</w:t>
+      </w:r>
+    </w:p>
+    <w:p>
+      <w:r>
+        <w:t xml:space="preserve">1. </w:t>
+      </w:r>
+      <w:r>
+        <w:rPr>
+          <w:b/>
+        </w:rPr>
+        <w:t>Draw the structures</w:t>
+      </w:r>
+      <w:r>
+        <w:t xml:space="preserve"> of each macromolecule type</w:t>
+      </w:r>
+    </w:p>
+    <w:p>
+      <w:r>
+        <w:t xml:space="preserve">2. </w:t>
+      </w:r>
+      <w:r>
+        <w:rPr>
+          <w:b/>
+        </w:rPr>
+        <w:t>Create comparison tables</w:t>
+      </w:r>
+      <w:r>
+        <w:t xml:space="preserve"> for the four macromolecule classes</w:t>
+      </w:r>
+    </w:p>
+    <w:p>
+      <w:r>
+        <w:t xml:space="preserve">3. </w:t>
+      </w:r>
+      <w:r>
+        <w:rPr>
+          <w:b/>
+        </w:rPr>
+        <w:t>Practice identifying monomers</w:t>
+      </w:r>
+      <w:r>
+        <w:t xml:space="preserve"> from polymer examples</w:t>
+      </w:r>
+    </w:p>
+    <w:p>
+      <w:r>
+        <w:t xml:space="preserve">4. </w:t>
+      </w:r>
+      <w:r>
+        <w:rPr>
+          <w:b/>
+        </w:rPr>
+        <w:t>Use mnemonics</w:t>
+      </w:r>
+      <w:r>
+        <w:t xml:space="preserve"> to remember amino acid categories</w:t>
+      </w:r>
+    </w:p>
+    <w:p>
+      <w:r>
+        <w:t xml:space="preserve">5. </w:t>
+      </w:r>
+      <w:r>
+        <w:rPr>
+          <w:b/>
+        </w:rPr>
+        <w:t>Relate structure to function</w:t>
+      </w:r>
+      <w:r>
+        <w:t xml:space="preserve"> for each biomolecule type</w:t>
       </w:r>
     </w:p>
     <w:sectPr>
